--- a/Development_Process/Week_9/Research_result/Template_Report_Research.docx
+++ b/Development_Process/Week_9/Research_result/Template_Report_Research.docx
@@ -81,6 +81,23 @@
       </w:r>
       <w:r>
         <w:t>…..(Tên những đối tượng được chọn ra để báo cáo)………</w:t>
+      </w:r>
+    </w:p>
+    <w:p>
+      <w:pPr>
+        <w:rPr>
+          <w:b/>
+          <w:bCs/>
+          <w:color w:val="FF0000"/>
+        </w:rPr>
+      </w:pPr>
+      <w:r>
+        <w:rPr>
+          <w:b/>
+          <w:bCs/>
+          <w:color w:val="FF0000"/>
+        </w:rPr>
+        <w:t>*Note_Tên file báo cáo: “Research_result_HoTen”*</w:t>
       </w:r>
     </w:p>
     <w:p/>
